--- a/worksheets/RP_L6_RevisionHQ_Worksheet.docx
+++ b/worksheets/RP_L6_RevisionHQ_Worksheet.docx
@@ -522,7 +522,7 @@
                 <w:sz w:val="21"/>
                 <w:szCs w:val="21"/>
               </w:rPr>
-              <w:t xml:space="preserve">What does it mean to produce a robust program? Create a list of points you would include in an answer worth 12 marks.</w:t>
+              <w:t xml:space="preserve">A school is about to publish an app written by students. List everything you would check before it goes live.</w:t>
             </w:r>
           </w:p>
           <w:tbl>
@@ -3277,7 +3277,7 @@
                 <w:sz w:val="21"/>
                 <w:szCs w:val="21"/>
               </w:rPr>
-              <w:t xml:space="preserve">Plan the points you'd include in a 12-mark answer about producing robust programs.</w:t>
+              <w:t xml:space="preserve">Plan the points you would include in a long answer about producing robust programs.</w:t>
             </w:r>
           </w:p>
           <w:tbl>
@@ -5506,7 +5506,7 @@
                       <w:sz w:val="21"/>
                       <w:szCs w:val="21"/>
                     </w:rPr>
-                    <w:t xml:space="preserve">Date validation</w:t>
+                    <w:t xml:space="preserve">Date of birth validation</w:t>
                   </w:r>
                 </w:p>
               </w:tc>
@@ -5578,7 +5578,7 @@
                       <w:sz w:val="21"/>
                       <w:szCs w:val="21"/>
                     </w:rPr>
-                    <w:t xml:space="preserve">Secure password validation</w:t>
+                    <w:t xml:space="preserve">Password strength checker</w:t>
                   </w:r>
                 </w:p>
               </w:tc>
@@ -5650,7 +5650,7 @@
                       <w:sz w:val="21"/>
                       <w:szCs w:val="21"/>
                     </w:rPr>
-                    <w:t xml:space="preserve">Greatest common factors</w:t>
+                    <w:t xml:space="preserve">Comment box length checker</w:t>
                   </w:r>
                 </w:p>
               </w:tc>
@@ -5722,7 +5722,7 @@
                       <w:sz w:val="21"/>
                       <w:szCs w:val="21"/>
                     </w:rPr>
-                    <w:t xml:space="preserve">Factorial numbers</w:t>
+                    <w:t xml:space="preserve">Menu choice validation with a whitelist</w:t>
                   </w:r>
                 </w:p>
               </w:tc>
@@ -5794,79 +5794,7 @@
                       <w:sz w:val="21"/>
                       <w:szCs w:val="21"/>
                     </w:rPr>
-                    <w:t xml:space="preserve">Tweet validation</w:t>
-                  </w:r>
-                </w:p>
-              </w:tc>
-              <w:tc>
-                <w:tcPr>
-                  <w:tcW w:type="dxa" w:w="1400"/>
-                  <w:tcBorders>
-                    <w:top w:val="single" w:color="B7C2D1" w:sz="4"/>
-                    <w:left w:val="single" w:color="B7C2D1" w:sz="4"/>
-                    <w:bottom w:val="single" w:color="B7C2D1" w:sz="4"/>
-                    <w:right w:val="single" w:color="B7C2D1" w:sz="4"/>
-                  </w:tcBorders>
-                  <w:shd w:fill="FFFFFF" w:color="auto" w:val="clear"/>
-                  <w:tcMar>
-                    <w:top w:type="dxa" w:w="80"/>
-                    <w:left w:type="dxa" w:w="120"/>
-                    <w:bottom w:type="dxa" w:w="80"/>
-                    <w:right w:type="dxa" w:w="120"/>
-                  </w:tcMar>
-                  <w:vAlign w:val="center"/>
-                </w:tcPr>
-                <w:p>
-                  <w:pPr>
-                    <w:spacing w:after="0" w:before="0"/>
-                  </w:pPr>
-                  <w:r>
-                    <w:rPr>
-                      <w:rFonts w:ascii="Arial" w:cs="Arial" w:eastAsia="Arial" w:hAnsi="Arial"/>
-                      <w:b w:val="false"/>
-                      <w:bCs w:val="false"/>
-                      <w:sz w:val="21"/>
-                      <w:szCs w:val="21"/>
-                    </w:rPr>
-                    <w:t xml:space="preserve"/>
-                  </w:r>
-                </w:p>
-              </w:tc>
-            </w:tr>
-            <w:tr>
-              <w:trPr>
-                <w:cantSplit/>
-                <w:trHeight w:val="500" w:hRule="atLeast"/>
-              </w:trPr>
-              <w:tc>
-                <w:tcPr>
-                  <w:tcW w:type="dxa" w:w="8626"/>
-                  <w:tcBorders>
-                    <w:top w:val="single" w:color="B7C2D1" w:sz="4"/>
-                    <w:left w:val="single" w:color="B7C2D1" w:sz="4"/>
-                    <w:bottom w:val="single" w:color="B7C2D1" w:sz="4"/>
-                    <w:right w:val="single" w:color="B7C2D1" w:sz="4"/>
-                  </w:tcBorders>
-                  <w:shd w:fill="FFFFFF" w:color="auto" w:val="clear"/>
-                  <w:tcMar>
-                    <w:top w:type="dxa" w:w="80"/>
-                    <w:left w:type="dxa" w:w="120"/>
-                    <w:bottom w:type="dxa" w:w="80"/>
-                    <w:right w:type="dxa" w:w="120"/>
-                  </w:tcMar>
-                  <w:vAlign w:val="center"/>
-                </w:tcPr>
-                <w:p>
-                  <w:pPr>
-                    <w:spacing w:after="0" w:before="0"/>
-                  </w:pPr>
-                  <w:r>
-                    <w:rPr>
-                      <w:rFonts w:ascii="Arial" w:cs="Arial" w:eastAsia="Arial" w:hAnsi="Arial"/>
-                      <w:sz w:val="21"/>
-                      <w:szCs w:val="21"/>
-                    </w:rPr>
-                    <w:t xml:space="preserve">Super challenge: decimal to fraction</w:t>
+                    <w:t xml:space="preserve">Test plan for one of your programs</w:t>
                   </w:r>
                 </w:p>
               </w:tc>
@@ -6217,7 +6145,7 @@
                 <w:sz w:val="21"/>
                 <w:szCs w:val="21"/>
               </w:rPr>
-              <w:t xml:space="preserve">a)  Explain how a programmer can make a program robust.  </w:t>
+              <w:t xml:space="preserve">a)  A program will be used by hundreds of students. Explain the techniques a programmer should use to make it robust.  </w:t>
             </w:r>
             <w:r>
               <w:rPr>
@@ -6226,7 +6154,7 @@
                 <w:sz w:val="21"/>
                 <w:szCs w:val="21"/>
               </w:rPr>
-              <w:t xml:space="preserve">[6]</w:t>
+              <w:t xml:space="preserve">[8]</w:t>
             </w:r>
           </w:p>
           <w:tbl>
@@ -6244,6 +6172,43 @@
             <w:tblGrid>
               <w:gridCol w:w="10026"/>
             </w:tblGrid>
+            <w:tr>
+              <w:trPr>
+                <w:cantSplit/>
+                <w:trHeight w:val="460" w:hRule="exact"/>
+              </w:trPr>
+              <w:tc>
+                <w:tcPr>
+                  <w:tcW w:type="dxa" w:w="10026"/>
+                  <w:tcBorders>
+                    <w:top w:val="none" w:color="FFFFFF" w:sz="0"/>
+                    <w:left w:val="none" w:color="FFFFFF" w:sz="0"/>
+                    <w:bottom w:val="dotted" w:color="9AA8BC" w:sz="6"/>
+                    <w:right w:val="none" w:color="FFFFFF" w:sz="0"/>
+                  </w:tcBorders>
+                  <w:tcMar>
+                    <w:left w:type="dxa" w:w="0"/>
+                    <w:bottom w:type="dxa" w:w="20"/>
+                    <w:right w:type="dxa" w:w="0"/>
+                  </w:tcMar>
+                  <w:vAlign w:val="bottom"/>
+                </w:tcPr>
+                <w:p>
+                  <w:pPr>
+                    <w:spacing w:after="0" w:before="0"/>
+                  </w:pPr>
+                  <w:r>
+                    <w:rPr>
+                      <w:rFonts w:ascii="Arial" w:cs="Arial" w:eastAsia="Arial" w:hAnsi="Arial"/>
+                      <w:color w:val="5A6B85"/>
+                      <w:sz w:val="21"/>
+                      <w:szCs w:val="21"/>
+                    </w:rPr>
+                    <w:t xml:space="preserve"/>
+                  </w:r>
+                </w:p>
+              </w:tc>
+            </w:tr>
             <w:tr>
               <w:trPr>
                 <w:cantSplit/>

--- a/worksheets/RP_L6_RevisionHQ_Worksheet.docx
+++ b/worksheets/RP_L6_RevisionHQ_Worksheet.docx
@@ -5506,7 +5506,7 @@
                       <w:sz w:val="21"/>
                       <w:szCs w:val="21"/>
                     </w:rPr>
-                    <w:t xml:space="preserve">Date of birth validation</w:t>
+                    <w:t xml:space="preserve">Security desk worksheet (L1): date of birth validation</w:t>
                   </w:r>
                 </w:p>
               </w:tc>
@@ -5578,7 +5578,7 @@
                       <w:sz w:val="21"/>
                       <w:szCs w:val="21"/>
                     </w:rPr>
-                    <w:t xml:space="preserve">Password strength checker</w:t>
+                    <w:t xml:space="preserve">Cyber defence HQ worksheet (L2): the password strength checker</w:t>
                   </w:r>
                 </w:p>
               </w:tc>
@@ -5650,7 +5650,7 @@
                       <w:sz w:val="21"/>
                       <w:szCs w:val="21"/>
                     </w:rPr>
-                    <w:t xml:space="preserve">Comment box length checker</w:t>
+                    <w:t xml:space="preserve">Code clinic worksheet (L3): rewriting Exhibit A using good practice</w:t>
                   </w:r>
                 </w:p>
               </w:tc>
@@ -5722,7 +5722,7 @@
                       <w:sz w:val="21"/>
                       <w:szCs w:val="21"/>
                     </w:rPr>
-                    <w:t xml:space="preserve">Menu choice validation with a whitelist</w:t>
+                    <w:t xml:space="preserve">Bug hunt lab worksheet (L4): every error in the total cost program</w:t>
                   </w:r>
                 </w:p>
               </w:tc>
@@ -5794,7 +5794,7 @@
                       <w:sz w:val="21"/>
                       <w:szCs w:val="21"/>
                     </w:rPr>
-                    <w:t xml:space="preserve">Test plan for one of your programs</w:t>
+                    <w:t xml:space="preserve">Test lab worksheet (L5): the comment box test plan</w:t>
                   </w:r>
                 </w:p>
               </w:tc>
